--- a/output/docx/ru/BUFRCREX_TableB_ru_05.docx
+++ b/output/docx/ru/BUFRCREX_TableB_ru_05.docx
@@ -2553,7 +2553,7 @@
                 <w:b w:val="0"/>
                 <w:sz w:val="16"/>
               </w:rPr>
-              <w:t>Note 184: Смещение по оси Y — это расстояния между точкой отсчета проекции и верхним левым углом верхнего левого пикселя на карте.</w:t>
+              <w:t>Note B184: Смещение по оси Y — это расстояния между точкой отсчета проекции и верхним левым углом верхнего левого пикселя на карте.</w:t>
             </w:r>
           </w:p>
         </w:tc>
@@ -7559,7 +7559,7 @@
           <w:i/>
           <w:sz w:val="14"/>
         </w:rPr>
-        <w:t>Note 32: Пеленг или азимут следует использовать только для установленного местоположения и не должен переопределять это местоположение.</w:t>
+        <w:t>Note B32: Пеленг или азимут следует использовать только для установленного местоположения и не должен переопределять это местоположение.</w:t>
       </w:r>
     </w:p>
     <w:p>
@@ -7569,7 +7569,7 @@
           <w:i/>
           <w:sz w:val="14"/>
         </w:rPr>
-        <w:t>Note 110: Увеличение широты с севера на юг следует выражать отрицательными значениями.</w:t>
+        <w:t>Note B110: Увеличение широты с севера на юг следует выражать отрицательными значениями.</w:t>
       </w:r>
     </w:p>
     <w:p>
@@ -7579,7 +7579,7 @@
           <w:i/>
           <w:sz w:val="14"/>
         </w:rPr>
-        <w:t>Note 122: Южную широту следует выражать отрицательными значениями.</w:t>
+        <w:t>Note B122: Южную широту следует выражать отрицательными значениями.</w:t>
       </w:r>
     </w:p>
     <w:p>
@@ -7589,7 +7589,7 @@
           <w:i/>
           <w:sz w:val="14"/>
         </w:rPr>
-        <w:t>Note 140: Размер элемента изображения на горизонтали — 1 приводится в положении, где масштабный коэффициент карты равен единице.</w:t>
+        <w:t>Note B140: Размер элемента изображения на горизонтали — 1 приводится в положении, где масштабный коэффициент карты равен единице.</w:t>
       </w:r>
     </w:p>
     <w:p>
@@ -7599,7 +7599,7 @@
           <w:i/>
           <w:sz w:val="14"/>
         </w:rPr>
-        <w:t>Note 163: Величины широты и приращений широты ограничены диапазоном от –90 до +90 градусов.</w:t>
+        <w:t>Note B163: Величины широты и приращений широты ограничены диапазоном от –90 до +90 градусов.</w:t>
       </w:r>
     </w:p>
     <w:sectPr>
